--- a/線上贊助燃燈雜誌.docx
+++ b/線上贊助燃燈雜誌.docx
@@ -5,7 +5,7 @@
     <w:p>
       <w:pPr>
         <w:rPr>
-          <w:rFonts w:ascii="標楷體" w:eastAsia="標楷體" w:hAnsi="標楷體"/>
+          <w:rFonts w:ascii="標楷體" w:eastAsia="標楷體" w:hAnsi="標楷體" w:hint="eastAsia"/>
           <w:sz w:val="28"/>
           <w:szCs w:val="28"/>
           <w:lang w:eastAsia="zh-TW"/>
@@ -20,13 +20,13 @@
           <w:lang w:eastAsia="zh-TW"/>
         </w:rPr>
         <w:drawing>
-          <wp:anchor distT="0" distB="0" distL="114300" distR="114300" simplePos="0" relativeHeight="251663872" behindDoc="0" locked="0" layoutInCell="1" allowOverlap="1" wp14:anchorId="0B59189E" wp14:editId="12AE5913">
+          <wp:anchor distT="0" distB="0" distL="114300" distR="114300" simplePos="0" relativeHeight="251663872" behindDoc="0" locked="0" layoutInCell="1" allowOverlap="1" wp14:anchorId="0B59189E" wp14:editId="0A578DF1">
             <wp:simplePos x="0" y="0"/>
             <wp:positionH relativeFrom="margin">
-              <wp:posOffset>-3175</wp:posOffset>
+              <wp:posOffset>-44450</wp:posOffset>
             </wp:positionH>
             <wp:positionV relativeFrom="paragraph">
-              <wp:posOffset>0</wp:posOffset>
+              <wp:posOffset>50165</wp:posOffset>
             </wp:positionV>
             <wp:extent cx="2759075" cy="451485"/>
             <wp:effectExtent l="0" t="0" r="0" b="5715"/>
@@ -82,6 +82,25 @@
           <w:szCs w:val="28"/>
           <w:lang w:eastAsia="zh-TW"/>
         </w:rPr>
+        <w:t>助印燃燈雜誌。點起真佛心燈。</w:t>
+      </w:r>
+    </w:p>
+    <w:p>
+      <w:pPr>
+        <w:rPr>
+          <w:rFonts w:ascii="標楷體" w:eastAsia="標楷體" w:hAnsi="標楷體"/>
+          <w:sz w:val="28"/>
+          <w:szCs w:val="28"/>
+          <w:lang w:eastAsia="zh-TW"/>
+        </w:rPr>
+      </w:pPr>
+      <w:r>
+        <w:rPr>
+          <w:rFonts w:ascii="標楷體" w:eastAsia="標楷體" w:hAnsi="標楷體" w:hint="eastAsia"/>
+          <w:sz w:val="28"/>
+          <w:szCs w:val="28"/>
+          <w:lang w:eastAsia="zh-TW"/>
+        </w:rPr>
         <w:t>線上贊助燃燈雜誌</w:t>
       </w:r>
     </w:p>
@@ -92,18 +111,6 @@
           <w:lang w:eastAsia="zh-TW"/>
         </w:rPr>
       </w:pPr>
-      <w:hyperlink r:id="rId5" w:history="1">
-        <w:r>
-          <w:rPr>
-            <w:rStyle w:val="ae"/>
-            <w:rFonts w:eastAsia="標楷體" w:cstheme="minorHAnsi"/>
-            <w:sz w:val="28"/>
-            <w:szCs w:val="28"/>
-            <w:lang w:eastAsia="zh-TW"/>
-          </w:rPr>
-          <w:t>https://lotusmito.github.io/Donate_light/Donate_light.html</w:t>
-        </w:r>
-      </w:hyperlink>
       <w:r>
         <w:rPr>
           <w:rFonts w:eastAsia="新細明體" w:hint="eastAsia"/>
@@ -111,7 +118,7 @@
           <w:lang w:eastAsia="zh-TW"/>
         </w:rPr>
         <w:drawing>
-          <wp:anchor distT="0" distB="0" distL="114300" distR="114300" simplePos="0" relativeHeight="251655680" behindDoc="0" locked="0" layoutInCell="1" allowOverlap="1" wp14:anchorId="04AEDCB7" wp14:editId="29B076B0">
+          <wp:anchor distT="0" distB="0" distL="114300" distR="114300" simplePos="0" relativeHeight="251655680" behindDoc="0" locked="0" layoutInCell="1" allowOverlap="1" wp14:anchorId="04AEDCB7" wp14:editId="002F54E9">
             <wp:simplePos x="0" y="0"/>
             <wp:positionH relativeFrom="margin">
               <wp:align>left</wp:align>
@@ -134,7 +141,7 @@
                     <pic:cNvPicPr/>
                   </pic:nvPicPr>
                   <pic:blipFill>
-                    <a:blip r:embed="rId6">
+                    <a:blip r:embed="rId5">
                       <a:extLst>
                         <a:ext uri="{28A0092B-C50C-407E-A947-70E740481C1C}">
                           <a14:useLocalDpi xmlns:a14="http://schemas.microsoft.com/office/drawing/2010/main" val="0"/>
@@ -160,6 +167,58 @@
           </wp:anchor>
         </w:drawing>
       </w:r>
+      <w:hyperlink r:id="rId6" w:history="1">
+        <w:r>
+          <w:rPr>
+            <w:rStyle w:val="ae"/>
+            <w:rFonts w:eastAsia="標楷體" w:cstheme="minorHAnsi"/>
+            <w:sz w:val="28"/>
+            <w:szCs w:val="28"/>
+            <w:lang w:eastAsia="zh-TW"/>
+          </w:rPr>
+          <w:t>https://lotusmito.github.io/</w:t>
+        </w:r>
+        <w:r>
+          <w:rPr>
+            <w:rStyle w:val="ae"/>
+            <w:rFonts w:eastAsia="標楷體" w:cstheme="minorHAnsi" w:hint="eastAsia"/>
+            <w:sz w:val="28"/>
+            <w:szCs w:val="28"/>
+            <w:lang w:eastAsia="zh-TW"/>
+          </w:rPr>
+          <w:t>d</w:t>
+        </w:r>
+        <w:r>
+          <w:rPr>
+            <w:rStyle w:val="ae"/>
+            <w:rFonts w:eastAsia="標楷體" w:cstheme="minorHAnsi"/>
+            <w:sz w:val="28"/>
+            <w:szCs w:val="28"/>
+            <w:lang w:eastAsia="zh-TW"/>
+          </w:rPr>
+          <w:t>onate_light/</w:t>
+        </w:r>
+        <w:r>
+          <w:rPr>
+            <w:rStyle w:val="ae"/>
+            <w:rFonts w:eastAsia="標楷體" w:cstheme="minorHAnsi" w:hint="eastAsia"/>
+            <w:sz w:val="28"/>
+            <w:szCs w:val="28"/>
+            <w:lang w:eastAsia="zh-TW"/>
+          </w:rPr>
+          <w:t>d</w:t>
+        </w:r>
+        <w:r>
+          <w:rPr>
+            <w:rStyle w:val="ae"/>
+            <w:rFonts w:eastAsia="標楷體" w:cstheme="minorHAnsi"/>
+            <w:sz w:val="28"/>
+            <w:szCs w:val="28"/>
+            <w:lang w:eastAsia="zh-TW"/>
+          </w:rPr>
+          <w:t>onate_light.html</w:t>
+        </w:r>
+      </w:hyperlink>
       <w:r>
         <w:rPr>
           <w:rFonts w:eastAsia="新細明體" w:hint="eastAsia"/>
@@ -171,7 +230,7 @@
     <w:p>
       <w:pPr>
         <w:rPr>
-          <w:rFonts w:eastAsia="標楷體" w:cstheme="minorHAnsi" w:hint="eastAsia"/>
+          <w:rFonts w:eastAsia="標楷體" w:cstheme="minorHAnsi"/>
           <w:sz w:val="28"/>
           <w:szCs w:val="28"/>
           <w:lang w:eastAsia="zh-TW"/>
@@ -205,7 +264,7 @@
     <w:p>
       <w:pPr>
         <w:rPr>
-          <w:rFonts w:eastAsia="新細明體"/>
+          <w:rFonts w:eastAsia="新細明體" w:hint="eastAsia"/>
           <w:lang w:eastAsia="zh-TW"/>
         </w:rPr>
       </w:pPr>
@@ -221,7 +280,15 @@
     <w:p>
       <w:pPr>
         <w:rPr>
-          <w:rFonts w:ascii="標楷體" w:eastAsia="標楷體" w:hAnsi="標楷體"/>
+          <w:rFonts w:eastAsia="新細明體"/>
+          <w:lang w:eastAsia="zh-TW"/>
+        </w:rPr>
+      </w:pPr>
+    </w:p>
+    <w:p>
+      <w:pPr>
+        <w:rPr>
+          <w:rFonts w:ascii="標楷體" w:eastAsia="標楷體" w:hAnsi="標楷體" w:hint="eastAsia"/>
           <w:sz w:val="28"/>
           <w:szCs w:val="28"/>
           <w:lang w:eastAsia="zh-TW"/>
@@ -236,18 +303,18 @@
           <w:lang w:eastAsia="zh-TW"/>
         </w:rPr>
         <w:drawing>
-          <wp:anchor distT="0" distB="0" distL="114300" distR="114300" simplePos="0" relativeHeight="251663360" behindDoc="0" locked="0" layoutInCell="1" allowOverlap="1" wp14:anchorId="3A46D893" wp14:editId="4AEF40AA">
+          <wp:anchor distT="0" distB="0" distL="114300" distR="114300" simplePos="0" relativeHeight="251666944" behindDoc="0" locked="0" layoutInCell="1" allowOverlap="1" wp14:anchorId="59FC0322" wp14:editId="341118C7">
             <wp:simplePos x="0" y="0"/>
             <wp:positionH relativeFrom="margin">
-              <wp:posOffset>-3175</wp:posOffset>
+              <wp:posOffset>-44450</wp:posOffset>
             </wp:positionH>
             <wp:positionV relativeFrom="paragraph">
-              <wp:posOffset>0</wp:posOffset>
+              <wp:posOffset>50165</wp:posOffset>
             </wp:positionV>
             <wp:extent cx="2759075" cy="451485"/>
             <wp:effectExtent l="0" t="0" r="0" b="5715"/>
             <wp:wrapTopAndBottom/>
-            <wp:docPr id="142692325" name="圖片 3"/>
+            <wp:docPr id="1963127214" name="圖片 3"/>
             <wp:cNvGraphicFramePr>
               <a:graphicFrameLocks xmlns:a="http://schemas.openxmlformats.org/drawingml/2006/main" noChangeAspect="1"/>
             </wp:cNvGraphicFramePr>
@@ -298,6 +365,25 @@
           <w:szCs w:val="28"/>
           <w:lang w:eastAsia="zh-TW"/>
         </w:rPr>
+        <w:t>助印燃燈雜誌。點起真佛心燈。</w:t>
+      </w:r>
+    </w:p>
+    <w:p>
+      <w:pPr>
+        <w:rPr>
+          <w:rFonts w:ascii="標楷體" w:eastAsia="標楷體" w:hAnsi="標楷體"/>
+          <w:sz w:val="28"/>
+          <w:szCs w:val="28"/>
+          <w:lang w:eastAsia="zh-TW"/>
+        </w:rPr>
+      </w:pPr>
+      <w:r>
+        <w:rPr>
+          <w:rFonts w:ascii="標楷體" w:eastAsia="標楷體" w:hAnsi="標楷體" w:hint="eastAsia"/>
+          <w:sz w:val="28"/>
+          <w:szCs w:val="28"/>
+          <w:lang w:eastAsia="zh-TW"/>
+        </w:rPr>
         <w:t>線上贊助燃燈雜誌</w:t>
       </w:r>
     </w:p>
@@ -308,18 +394,6 @@
           <w:lang w:eastAsia="zh-TW"/>
         </w:rPr>
       </w:pPr>
-      <w:hyperlink r:id="rId7" w:history="1">
-        <w:r>
-          <w:rPr>
-            <w:rStyle w:val="ae"/>
-            <w:rFonts w:eastAsia="標楷體" w:cstheme="minorHAnsi"/>
-            <w:sz w:val="28"/>
-            <w:szCs w:val="28"/>
-            <w:lang w:eastAsia="zh-TW"/>
-          </w:rPr>
-          <w:t>https://lotusmito.github.io/Donate_light/Donate_light.html</w:t>
-        </w:r>
-      </w:hyperlink>
       <w:r>
         <w:rPr>
           <w:rFonts w:eastAsia="新細明體" w:hint="eastAsia"/>
@@ -327,7 +401,7 @@
           <w:lang w:eastAsia="zh-TW"/>
         </w:rPr>
         <w:drawing>
-          <wp:anchor distT="0" distB="0" distL="114300" distR="114300" simplePos="0" relativeHeight="251665920" behindDoc="0" locked="0" layoutInCell="1" allowOverlap="1" wp14:anchorId="7C5D1CB3" wp14:editId="1B22FFE8">
+          <wp:anchor distT="0" distB="0" distL="114300" distR="114300" simplePos="0" relativeHeight="251665920" behindDoc="0" locked="0" layoutInCell="1" allowOverlap="1" wp14:anchorId="0EF05393" wp14:editId="34C2FA9B">
             <wp:simplePos x="0" y="0"/>
             <wp:positionH relativeFrom="margin">
               <wp:align>left</wp:align>
@@ -338,7 +412,7 @@
             <wp:extent cx="1562100" cy="1562100"/>
             <wp:effectExtent l="0" t="0" r="0" b="0"/>
             <wp:wrapTopAndBottom/>
-            <wp:docPr id="913746465" name="圖片 2"/>
+            <wp:docPr id="1898895483" name="圖片 2"/>
             <wp:cNvGraphicFramePr>
               <a:graphicFrameLocks xmlns:a="http://schemas.openxmlformats.org/drawingml/2006/main" noChangeAspect="1"/>
             </wp:cNvGraphicFramePr>
@@ -350,7 +424,7 @@
                     <pic:cNvPicPr/>
                   </pic:nvPicPr>
                   <pic:blipFill>
-                    <a:blip r:embed="rId6">
+                    <a:blip r:embed="rId5">
                       <a:extLst>
                         <a:ext uri="{28A0092B-C50C-407E-A947-70E740481C1C}">
                           <a14:useLocalDpi xmlns:a14="http://schemas.microsoft.com/office/drawing/2010/main" val="0"/>
@@ -376,6 +450,58 @@
           </wp:anchor>
         </w:drawing>
       </w:r>
+      <w:hyperlink r:id="rId7" w:history="1">
+        <w:r>
+          <w:rPr>
+            <w:rStyle w:val="ae"/>
+            <w:rFonts w:eastAsia="標楷體" w:cstheme="minorHAnsi"/>
+            <w:sz w:val="28"/>
+            <w:szCs w:val="28"/>
+            <w:lang w:eastAsia="zh-TW"/>
+          </w:rPr>
+          <w:t>https://lotusmito.github.io/</w:t>
+        </w:r>
+        <w:r>
+          <w:rPr>
+            <w:rStyle w:val="ae"/>
+            <w:rFonts w:eastAsia="標楷體" w:cstheme="minorHAnsi" w:hint="eastAsia"/>
+            <w:sz w:val="28"/>
+            <w:szCs w:val="28"/>
+            <w:lang w:eastAsia="zh-TW"/>
+          </w:rPr>
+          <w:t>d</w:t>
+        </w:r>
+        <w:r>
+          <w:rPr>
+            <w:rStyle w:val="ae"/>
+            <w:rFonts w:eastAsia="標楷體" w:cstheme="minorHAnsi"/>
+            <w:sz w:val="28"/>
+            <w:szCs w:val="28"/>
+            <w:lang w:eastAsia="zh-TW"/>
+          </w:rPr>
+          <w:t>onate_light/</w:t>
+        </w:r>
+        <w:r>
+          <w:rPr>
+            <w:rStyle w:val="ae"/>
+            <w:rFonts w:eastAsia="標楷體" w:cstheme="minorHAnsi" w:hint="eastAsia"/>
+            <w:sz w:val="28"/>
+            <w:szCs w:val="28"/>
+            <w:lang w:eastAsia="zh-TW"/>
+          </w:rPr>
+          <w:t>d</w:t>
+        </w:r>
+        <w:r>
+          <w:rPr>
+            <w:rStyle w:val="ae"/>
+            <w:rFonts w:eastAsia="標楷體" w:cstheme="minorHAnsi"/>
+            <w:sz w:val="28"/>
+            <w:szCs w:val="28"/>
+            <w:lang w:eastAsia="zh-TW"/>
+          </w:rPr>
+          <w:t>onate_light.html</w:t>
+        </w:r>
+      </w:hyperlink>
       <w:r>
         <w:rPr>
           <w:rFonts w:eastAsia="新細明體" w:hint="eastAsia"/>
